--- a/manuscript/Supplementary_CAEE.docx
+++ b/manuscript/Supplementary_CAEE.docx
@@ -6491,7 +6491,7 @@
         <w:pStyle w:val="FirstParagraph"/>
       </w:pPr>
       <w:r>
-        <w:t xml:space="preserve">The deposited archive (https://doi.org/10.5281/zenodo.22854130) contains the raw logs and the image dataset; the analysis code and container definitions are at https://github.com/xiaolin200206/unified-agtech-engine. Every table and figure in the main text and in this supplement is regenerated by:</w:t>
+        <w:t xml:space="preserve">The deposited archive (https://doi.org/10.5281/zenodo.22854130) contains the raw logs and the image dataset; the analysis code and container definitions are at https://github.com/xiaolin200206/edge-container-deployment-measurement. Every table and figure in the main text and in this supplement is regenerated by:</w:t>
       </w:r>
     </w:p>
     <w:p>

--- a/manuscript/Supplementary_CAEE.docx
+++ b/manuscript/Supplementary_CAEE.docx
@@ -2475,7 +2475,7 @@
         <w:t xml:space="preserve"> </w:t>
       </w:r>
       <w:r>
-        <w:t xml:space="preserve">At 80–90 % end-to-end efficiency across the two cascaded conversion stages, it corresponds to roughly 8–9 W at the board’s 5 V rail, which is an ordinary figure for this workload with active cooling. The efficiency is assumed rather than measured; the manufacturer publishes no efficiency curve.</w:t>
+        <w:t xml:space="preserve">At 80–90 % end-to-end efficiency across the two cascaded conversion stages, it corresponds to roughly 8–9 W at the board’s 5 V rail, which is an ordinary figure for this workload on a passively cooled board. The efficiency is assumed rather than measured; the manufacturer publishes no efficiency curve.</w:t>
       </w:r>
     </w:p>
     <w:p>
@@ -4385,7 +4385,7 @@
         <w:t xml:space="preserve"> </w:t>
       </w:r>
       <w:r>
-        <w:t xml:space="preserve">token below it, then confirms a class only when it holds at least ⌈0.6W⌉ of the W positions in the window. Replayed against the field log (5,989 frames, 181 s).</w:t>
+        <w:t xml:space="preserve">token below it, then confirms a class only when it holds at least ⌈0.6W⌉ of the W positions in the window. Replayed against the field log (5,989 frames, 151.8 s of active inference across three duty cycles).</w:t>
       </w:r>
     </w:p>
     <w:tbl>
@@ -5595,7 +5595,7 @@
         <w:pStyle w:val="BodyText"/>
       </w:pPr>
       <w:r>
-        <w:t xml:space="preserve">Background in this dataset consists of distant outdoor scenes from beyond the greenhouse rather than generic non-plant content, so it is distinguished from the two plant classes by scene scale and context; Section 5.3 of the main text argues that this makes it geometrically unavailable to a close-range novel object. The event count, not the frame count, is the effective sample size for any claim about class routing. Under a null hypothesis in which novel inputs distribute at random between the two plant classes, four events all falling in one class occurs with probability 2⁻³ = 0.125 for a specified class, or 0.0625 for one nominated in advance. The main text reports this as an observation rather than as an established structural property, and Section 5.3 specifies the controlled probe that would test it.</w:t>
+        <w:t xml:space="preserve">Background in this dataset consists of distant outdoor scenes from beyond the greenhouse rather than generic non-plant content, so it is distinguished from the two plant classes by scene scale and context; Section 5.3 of the main text conjectures that this makes it unavailable to a close-range novel object, and sets out why that conjecture is not established. The event count, not the frame count, is the effective sample size for any claim about class routing. Under a null hypothesis in which novel inputs distribute at random between the two plant classes, four events all falling in the same class — either class — occurs with probability 0.125. Healthy was not predicted on any frame of the session, so the absence of Healthy among the four events carries no information about routing preference. The four events also arose from objects present during the same short set-up period and may not be independent of one another. The main text reports this as an observation rather than as an established structural property, and Section 5.3 specifies the controlled probe that would test it.</w:t>
       </w:r>
     </w:p>
     <w:bookmarkEnd w:id="28"/>
@@ -5613,7 +5613,7 @@
         <w:pStyle w:val="FirstParagraph"/>
       </w:pPr>
       <w:r>
-        <w:t xml:space="preserve">Live greenhouse deployment, 5,989 frames over 181 s at approximately 33 frame s⁻¹.</w:t>
+        <w:t xml:space="preserve">Live greenhouse deployment, 5,989 frames over 181.8 s wall clock, of which 151.8 s were active inference, giving approximately 39.5 frame s⁻¹.</w:t>
       </w:r>
     </w:p>
     <w:tbl>
@@ -6491,7 +6491,7 @@
         <w:pStyle w:val="FirstParagraph"/>
       </w:pPr>
       <w:r>
-        <w:t xml:space="preserve">The deposited archive (https://doi.org/10.5281/zenodo.22854130) contains the raw logs and the image dataset; the analysis code and container definitions are at https://github.com/xiaolin200206/edge-container-deployment-measurement. Every table and figure in the main text and in this supplement is regenerated by:</w:t>
+        <w:t xml:space="preserve">The deposited archive (https://doi.org/10.5281/zenodo.22857312) contains the raw logs and the image dataset; the analysis code and container definitions are at https://github.com/xiaolin200206/edge-container-deployment-measurement. Every table and figure in the main text and in this supplement is regenerated by:</w:t>
       </w:r>
     </w:p>
     <w:p>
@@ -6604,19 +6604,19 @@
         <w:t xml:space="preserve"> </w:t>
       </w:r>
       <w:r>
-        <w:t xml:space="preserve">column is optional and should be omitted where the source licence of the</w:t>
+        <w:t xml:space="preserve">column is optional and is omitted here: the proxy imagery is not part of the deposit,</w:t>
       </w:r>
       <w:r>
         <w:t xml:space="preserve"> </w:t>
       </w:r>
       <w:r>
-        <w:t xml:space="preserve">cross-domain imagery does not permit redistribution; in that case the proxy sources are cited in</w:t>
+        <w:t xml:space="preserve">its source collection not having been recorded and its licence therefore not being establishable</w:t>
       </w:r>
       <w:r>
         <w:t xml:space="preserve"> </w:t>
       </w:r>
       <w:r>
-        <w:t xml:space="preserve">the deposit README rather than included.</w:t>
+        <w:t xml:space="preserve">(Section 3.8 of the main text). Figure 2 accordingly shows the three deposited classes.</w:t>
       </w:r>
     </w:p>
     <w:p>
